--- a/王行健 简历- 中 2026-007.docx
+++ b/王行健 简历- 中 2026-007.docx
@@ -700,19 +700,21 @@
           <w:lang w:val="en-US" w:eastAsia="zh-CN" w:bidi="ar"/>
         </w:rPr>
       </w:pPr>
-      <w:r>
-        <w:rPr>
-          <w:rFonts w:hint="eastAsia" w:asciiTheme="minorEastAsia" w:hAnsiTheme="minorEastAsia" w:eastAsiaTheme="minorEastAsia" w:cstheme="minorEastAsia"/>
-          <w:b/>
-          <w:bCs/>
-          <w:snapToGrid w:val="0"/>
-          <w:color w:val="000000"/>
-          <w:kern w:val="0"/>
-          <w:sz w:val="18"/>
-          <w:szCs w:val="18"/>
-          <w:lang w:val="en-US" w:eastAsia="zh-CN" w:bidi="ar"/>
-        </w:rPr>
-        <w:t xml:space="preserve">AI全栈工程师 - </w:t>
+      <w:bookmarkStart w:id="0" w:name="_GoBack"/>
+      <w:bookmarkEnd w:id="0"/>
+      <w:r>
+        <w:rPr>
+          <w:rFonts w:hint="eastAsia" w:asciiTheme="minorEastAsia" w:hAnsiTheme="minorEastAsia" w:eastAsiaTheme="minorEastAsia" w:cstheme="minorEastAsia"/>
+          <w:b/>
+          <w:bCs/>
+          <w:snapToGrid w:val="0"/>
+          <w:color w:val="000000"/>
+          <w:kern w:val="0"/>
+          <w:sz w:val="18"/>
+          <w:szCs w:val="18"/>
+          <w:lang w:val="en-US" w:eastAsia="zh-CN" w:bidi="ar"/>
+        </w:rPr>
+        <w:t xml:space="preserve">全栈工程师 - </w:t>
       </w:r>
       <w:r>
         <w:rPr>
@@ -8338,8 +8340,6 @@
         </w:rPr>
         <w:t>FastAPI</w:t>
       </w:r>
-      <w:bookmarkStart w:id="0" w:name="_GoBack"/>
-      <w:bookmarkEnd w:id="0"/>
       <w:r>
         <w:rPr>
           <w:rFonts w:hint="eastAsia" w:asciiTheme="minorEastAsia" w:hAnsiTheme="minorEastAsia" w:eastAsiaTheme="minorEastAsia" w:cstheme="minorEastAsia"/>
